--- a/SDLC 2026 - BSI Control Testing/BSI.IT.23.C13 Design of System/BSI.IT.23.C13_Design_of_System_Testing_Procedures.docx
+++ b/SDLC 2026 - BSI Control Testing/BSI.IT.23.C13 Design of System/BSI.IT.23.C13_Design_of_System_Testing_Procedures.docx
@@ -385,6 +385,11 @@
           <w:b/>
         </w:rPr>
         <w:t>Sampling Rationale</w:t>
+      </w:r>
+    </w:p>
+    <w:p>
+      <w:r>
+        <w:t>Samples: the two projects provided in the evidence folder (New Evidences SDLC Controls-10-30-2026\SDLC Controls-10-30-2026\Evidence) – Sample 1 ALCO – Security Lending (DH 3263) and Sample 2 Derivatives Non-Deliverable Forwards – NDF (DH 3264). Each sample covers both releases of the project.</w:t>
       </w:r>
     </w:p>
     <w:p>

--- a/SDLC 2026 - BSI Control Testing/BSI.IT.23.C13 Design of System/BSI.IT.23.C13_Design_of_System_Testing_Procedures.docx
+++ b/SDLC 2026 - BSI Control Testing/BSI.IT.23.C13 Design of System/BSI.IT.23.C13_Design_of_System_Testing_Procedures.docx
@@ -62,7 +62,7 @@
         <w:rPr>
           <w:b/>
         </w:rPr>
-        <w:t>Walkthrough / Test of One summary</w:t>
+        <w:t>Process understanding</w:t>
       </w:r>
     </w:p>
     <w:p>
@@ -72,11 +72,6 @@
     </w:p>
     <w:p>
       <w:r>
-        <w:t>Test of One: DH 3264 Derivatives NDF (Releases 01 and 02) was traced end to end – population (C13.02), DRA rated HIGH with "CDO: Approved" (C13.04), Gate 3 disposition meeting 07/11/2025 with approval date 07/28/2025 and CDO "In" (C13.06), and the Enterprise Architecture approvals of the Single Technical Design and Data Flow Guide on 12/10/2025 (R01, C13.10) and 03/24/2026 (R02, C13.11), before production on 01/28/2026 and 05/08/2026. No exception was noted.</w:t>
-      </w:r>
-    </w:p>
-    <w:p>
-      <w:r>
         <w:t>Note: per the RCSA Testing Procedure (§4.3) walkthroughs are performed annually. The last walkthrough was held on 08/05/2025 and the 2026 process map is still in Draft. A 2026 walkthrough / confirmation of no change with the control owner is required (OBS-01).</w:t>
       </w:r>
     </w:p>
@@ -328,20 +323,65 @@
         <w:rPr>
           <w:b/>
         </w:rPr>
-        <w:t>Overall Control Design Assessment Rating</w:t>
-      </w:r>
-    </w:p>
-    <w:p>
-      <w:r>
-        <w:rPr>
-          <w:b/>
-        </w:rPr>
-        <w:t>Comment:</w:t>
-      </w:r>
-    </w:p>
-    <w:p>
-      <w:r>
-        <w:t>The control is designed with an appropriate trigger (every SDLC project, before production), has a defined audit trail in Delivery Hub, is aligned with the Santander US SDLC Standard and the BSI SDLC process map, and has a fully defined escalation process through the gate model. Information is Moderately Reliable and evidence is simple to obtain. Design observation OBS-04: EA approval is obtained after the start of Build; if the 2026 proposed statement ("prior to the development phase") is adopted, the review must move before Gate 4.</w:t>
+        <w:t>8. Walkthrough / Test of One Summary (EASE – CDA Job Aid §4.1)</w:t>
+      </w:r>
+    </w:p>
+    <w:p>
+      <w:r>
+        <w:t>On 10/30/2026, Edward (IT RCSA) performed the CDA Walkthrough / Test of One for BSI.IT.23.C13 Design of System through inspection of Sample 1 ALCO – Security Lending (DH 3263) and Sample 2 Derivatives Non-Deliverable Forwards – NDF (DH 3264), the two projects provided in the evidence folder and selected from the Delivery Hub SDLC Project List for 09/01/2025 – 08/31/2026. No 2026 walkthrough meeting was held; the process understanding is based on the walkthrough of 08/05/2025 with Jose Luis Martinez Avial (Systems Development Director) and the 2026 SDLC process map (v2.0 Draft).</w:t>
+      </w:r>
+    </w:p>
+    <w:p>
+      <w:r>
+        <w:t>The control is triggered by every SDLC project / release and performed in every operation by the Project Manager (submission), the Data Steward / CDO (Data Risk Assessment) and Enterprise Architecture (design approval). The DRA is completed in Delivery Hub and the CDO decision is recorded at the Gate 3 – Prepare to Plan disposition; the Architecture Design (Single Design / Single Technical Design, Data Flow Guide) is approved by the Enterprise Architect before implementation.</w:t>
+      </w:r>
+    </w:p>
+    <w:p>
+      <w:r>
+        <w:t>Sample 1 – Security Lending: the tester reviewed the DRA (LOW, "CDO: Approved") and the Gate 3 disposition (meeting 08/01/2025, approval 10/01/2025, CDO "Out"), and the Enterprise Architecture approvals of 12/04/2025, 02/09/2026 (Appian release – no architecture impact) and 05/12/2026 (T24 release – no ARB required), all before production on 03/13/2026 and 06/26/2026 (C13.03, C13.05, C13.07 – C13.09).</w:t>
+      </w:r>
+    </w:p>
+    <w:p>
+      <w:r>
+        <w:t>Sample 2 – NDF: the tester reviewed the DRA (HIGH, "CDO: Approved") and the Gate 3 disposition (meeting 07/11/2025, approval 07/28/2025, CDO "In"), and the Enterprise Architecture approvals of 12/10/2025 (RL1) and 03/24/2026 (RL2), before production on 01/28/2026 and 05/08/2026 (C13.04, C13.06, C13.10, C13.11).</w:t>
+      </w:r>
+    </w:p>
+    <w:p>
+      <w:r>
+        <w:t>The evidence demonstrates that design and data governance reviews were completed and approved before implementation and is retained in Delivery Hub. When an approval is missing, the gate is not approved and the PM / PMO escalate before the gate meeting (C13.08, C13.09). Variation: LOW versus HIGH DRA (CDO out / in) and Appian versus T24 platforms – both reviewed.</w:t>
+      </w:r>
+    </w:p>
+    <w:p>
+      <w:r>
+        <w:t>Based on the walkthrough and evidence reviewed, design observations OBS-04 (EA approval obtained after the start of Build) and OBS-05 (NDF CDO deliverables not stored separately) were identified. The control is appropriately designed to mitigate BSI.IT.23.R4 because design and data risks are reviewed by the accountable functions before implementation.</w:t>
+      </w:r>
+    </w:p>
+    <w:p/>
+    <w:p>
+      <w:r>
+        <w:rPr>
+          <w:b/>
+        </w:rPr>
+        <w:t>9. Competency of Control Owner / Performer (EASE – CDA Job Aid §4.4)</w:t>
+      </w:r>
+    </w:p>
+    <w:p>
+      <w:r>
+        <w:t>Based on inquiry (2025 walkthrough) and the 2026 evidence, the Control Owner / Executor (Jose Luis Martinez Avial, BSI Development Director – IT Lead on both DRAs) and the Project Managers (Marcus Medeiros, Domingo Megia Planet) demonstrated an appropriate understanding of the control purpose (preventing undocumented or unreviewed designs), the key activities (DRA, CDO gate decision, EA submission), the evidence required (Delivery Hub DRA, gate disposition, EA approval e-mail) and the escalation responsibilities (PMO escalation before gates). The Enterprise Architect (Jofman Perez, VP) and the CDO hold the authority to approve. Competency to be re-confirmed in the 2026 walkthrough.</w:t>
+      </w:r>
+    </w:p>
+    <w:p/>
+    <w:p>
+      <w:r>
+        <w:rPr>
+          <w:b/>
+        </w:rPr>
+        <w:t>10. Overall CDA Comment – Overall Control Design Assessment Rating (EASE Q10 – CDA Job Aid §4.6)</w:t>
+      </w:r>
+    </w:p>
+    <w:p>
+      <w:r>
+        <w:t>The control is appropriately designed to mitigate BSI.IT.23.R4 Lack of Design Phase. The trigger (every SDLC project / release) is appropriate because the DRA is reviewed before Gate 3 and the Architecture Design before implementation. Execution is evidenced by the DRA, the Gate 3 disposition and the Enterprise Architecture approval e-mails retained in Delivery Hub, and the evidence process is clear, practical and sustainable. The control is aligned with the SDLC Standard and the BSI SDLC process map (step 1.3). No threshold is directly associated with this control. Escalation is fully defined and implemented. The information used is moderately reliable because it relies on Delivery Hub records and manual e-mail approvals. The control nature of Manual is appropriate because the Enterprise Architect and the CDO review and approve the artifacts. Based on the walkthrough and evidence for both samples, the design rating is Satisfactory (manual control – cannot exceed Satisfactory).</w:t>
       </w:r>
     </w:p>
     <w:p>

--- a/SDLC 2026 - BSI Control Testing/BSI.IT.23.C13 Design of System/BSI.IT.23.C13_Design_of_System_Testing_Procedures.docx
+++ b/SDLC 2026 - BSI Control Testing/BSI.IT.23.C13 Design of System/BSI.IT.23.C13_Design_of_System_Testing_Procedures.docx
@@ -801,7 +801,7 @@
         <w:t xml:space="preserve">Test Result: </w:t>
       </w:r>
       <w:r>
-        <w:t>Pass (accuracy) / Pending (completeness). The population is accurate. Completeness will be concluded once the production release list and the PMO explanation for projects 3512 and 3625 are received (Open Item OI-03, common to all BSI SDLC controls).</w:t>
+        <w:t>Pass (accuracy). The population is accurate. Completeness could not be re-performed because no independent release list was provided; this is observation OBS-11 (was OI-03, common to all BSI SDLC controls) and does not affect the sample results.</w:t>
       </w:r>
     </w:p>
     <w:p>
@@ -1323,7 +1323,7 @@
         <w:spacing w:after="60"/>
       </w:pPr>
       <w:r>
-        <w:t>Population: 100 change initiatives in Delivery Hub, of which 2 SDLC projects (4 production releases). Accuracy validated against ServiceNow; completeness pending OI-03.</w:t>
+        <w:t>Population: 100 change initiatives in Delivery Hub, of which 2 SDLC projects (4 production releases). Accuracy validated against ServiceNow; completeness not re-performed (OBS-11).</w:t>
       </w:r>
     </w:p>
     <w:p>
@@ -1388,7 +1388,7 @@
         <w:spacing w:after="60"/>
       </w:pPr>
       <w:r>
-        <w:t>Ratings: Design – Satisfactory. Performance – Satisfactory (subject to OI-03). Manual control – per the RCSA Testing Procedure (§4.4.6) the rating cannot exceed Satisfactory.</w:t>
+        <w:t>Ratings: Design – Satisfactory. Performance – Satisfactory (population completeness noted as OBS-11). Manual control – per the RCSA Testing Procedure (§4.4.6) the rating cannot exceed Satisfactory.</w:t>
       </w:r>
     </w:p>
     <w:p>
@@ -1399,7 +1399,7 @@
         <w:t xml:space="preserve">Test Result: </w:t>
       </w:r>
       <w:r>
-        <w:t>Completed – pending OI-03. Testing coverage was sufficient.</w:t>
+        <w:t>Completed. Testing coverage was sufficient.</w:t>
       </w:r>
     </w:p>
     <w:p>
@@ -1435,10 +1435,10 @@
         <w:rPr>
           <w:b/>
         </w:rPr>
-        <w:t xml:space="preserve">OI-03: </w:t>
-      </w:r>
-      <w:r>
-        <w:t>No independent production release list provided. Projects 3512 and 3625 have a blank SDLC flag. Action: Obtain ServiceNow release list and PMO explanation (common to all SDLC controls).</w:t>
+        <w:t xml:space="preserve">OBS-11 (was OI-03): </w:t>
+      </w:r>
+      <w:r>
+        <w:t>No independent production release list provided, so population completeness could not be re-performed; projects 3512 and 3625 have a blank SDLC flag. Does not affect the sample results. Action: Obtain ServiceNow release list and PMO explanation (common to all SDLC controls).</w:t>
       </w:r>
     </w:p>
     <w:p>
